--- a/Contrato clientes visualizza.docx
+++ b/Contrato clientes visualizza.docx
@@ -1830,747 +1830,828 @@
     </w:p>
     <w:p>
       <w:pPr>
-        <w:pStyle w:val="Textoindependiente"/>
+        <w:pStyle w:val="Prrafodelista"/>
         <w:numPr>
           <w:ilvl w:val="0"/>
-          <w:numId w:val="1"/>
+          <w:numId w:val="6"/>
         </w:numPr>
         <w:spacing w:line="360" w:lineRule="auto"/>
-        <w:rPr>
-          <w:rFonts w:ascii="Work Sans Light" w:hAnsi="Work Sans Light"/>
-          <w:lang w:val="es-CO"/>
-        </w:rPr>
-      </w:pPr>
-      <w:r>
-        <w:rPr>
-          <w:rFonts w:ascii="Work Sans Light" w:hAnsi="Work Sans Light"/>
-          <w:b/>
-          <w:bCs/>
-          <w:sz w:val="22"/>
-          <w:szCs w:val="22"/>
-          <w:lang w:val="es-CO"/>
+        <w:jc w:val="both"/>
+        <w:rPr>
+          <w:rFonts w:ascii="Work Sans Light" w:eastAsia="Arial" w:hAnsi="Work Sans Light" w:cs="Arial"/>
+          <w:b/>
+          <w:bCs/>
+          <w:color w:val="000000" w:themeColor="text1"/>
+          <w:sz w:val="24"/>
+          <w:szCs w:val="24"/>
+          <w:lang w:eastAsia="es-ES" w:bidi="es-ES"/>
+        </w:rPr>
+      </w:pPr>
+      <w:r>
+        <w:rPr>
+          <w:rFonts w:ascii="Work Sans Light" w:eastAsia="Arial" w:hAnsi="Work Sans Light" w:cs="Arial"/>
+          <w:b/>
+          <w:bCs/>
+          <w:color w:val="000000" w:themeColor="text1"/>
+          <w:sz w:val="24"/>
+          <w:szCs w:val="24"/>
+          <w:lang w:eastAsia="es-ES" w:bidi="es-ES"/>
         </w:rPr>
         <w:t xml:space="preserve">Primer pago, </w:t>
       </w:r>
       <w:r>
         <w:rPr>
-          <w:rFonts w:ascii="Work Sans Light" w:hAnsi="Work Sans Light"/>
-          <w:bCs/>
-          <w:sz w:val="22"/>
-          <w:szCs w:val="22"/>
-          <w:lang w:val="es-CO"/>
-        </w:rPr>
-        <w:t>a título de</w:t>
-      </w:r>
-      <w:r>
-        <w:rPr>
-          <w:rFonts w:ascii="Work Sans Light" w:hAnsi="Work Sans Light"/>
-          <w:sz w:val="22"/>
-          <w:szCs w:val="22"/>
-          <w:lang w:val="es-CO"/>
-        </w:rPr>
-        <w:t xml:space="preserve"> anticipo para iniciar la obra, equivalente al </w:t>
-      </w:r>
-      <w:r>
-        <w:rPr>
-          <w:rFonts w:ascii="Work Sans Light" w:hAnsi="Work Sans Light"/>
-          <w:b/>
-          <w:bCs/>
-          <w:sz w:val="22"/>
-          <w:szCs w:val="22"/>
-          <w:lang w:val="es-CO"/>
-        </w:rPr>
-        <w:t xml:space="preserve">50% </w:t>
-      </w:r>
-      <w:r>
-        <w:rPr>
-          <w:rFonts w:ascii="Work Sans Light" w:hAnsi="Work Sans Light"/>
-          <w:sz w:val="22"/>
-          <w:szCs w:val="22"/>
-          <w:lang w:val="es-CO"/>
-        </w:rPr>
-        <w:t xml:space="preserve">del valor del contrato por valor de </w:t>
-      </w:r>
-      <w:r>
-        <w:rPr>
-          <w:rFonts w:ascii="Work Sans Light" w:hAnsi="Work Sans Light"/>
-          <w:b/>
-          <w:bCs/>
-          <w:sz w:val="22"/>
-          <w:szCs w:val="22"/>
-          <w:lang w:val="es-CO"/>
-        </w:rPr>
-        <w:t>XXXXXXXXXXXXXXXXXXXXXXXXXXXXX</w:t>
-      </w:r>
-      <w:r>
-        <w:rPr>
-          <w:rFonts w:ascii="Work Sans Light" w:hAnsi="Work Sans Light"/>
-          <w:b/>
-          <w:bCs/>
-          <w:sz w:val="22"/>
-          <w:szCs w:val="22"/>
-          <w:lang w:val="es-CO"/>
-        </w:rPr>
-        <w:t xml:space="preserve"> PESOS </w:t>
-      </w:r>
-      <w:r>
-        <w:rPr>
-          <w:rFonts w:ascii="Work Sans Light" w:hAnsi="Work Sans Light"/>
-          <w:b/>
-          <w:bCs/>
-          <w:sz w:val="22"/>
-          <w:szCs w:val="22"/>
-          <w:lang w:val="es-CO"/>
-        </w:rPr>
-        <w:t>($</w:t>
-      </w:r>
-      <w:proofErr w:type="gramStart"/>
-      <w:r>
-        <w:rPr>
-          <w:rFonts w:ascii="Work Sans Light" w:hAnsi="Work Sans Light"/>
-          <w:b/>
-          <w:bCs/>
-          <w:sz w:val="22"/>
-          <w:szCs w:val="22"/>
-          <w:lang w:val="es-CO"/>
-        </w:rPr>
-        <w:t>XX</w:t>
-      </w:r>
-      <w:r>
-        <w:rPr>
-          <w:rFonts w:ascii="Work Sans Light" w:hAnsi="Work Sans Light"/>
-          <w:b/>
-          <w:bCs/>
-          <w:sz w:val="22"/>
-          <w:szCs w:val="22"/>
-          <w:lang w:val="es-CO"/>
-        </w:rPr>
-        <w:t>,</w:t>
-      </w:r>
-      <w:r>
-        <w:rPr>
-          <w:rFonts w:ascii="Work Sans Light" w:hAnsi="Work Sans Light"/>
-          <w:b/>
-          <w:bCs/>
-          <w:sz w:val="22"/>
-          <w:szCs w:val="22"/>
-          <w:lang w:val="es-CO"/>
-        </w:rPr>
-        <w:t>XXX</w:t>
-      </w:r>
-      <w:proofErr w:type="gramEnd"/>
-      <w:r>
-        <w:rPr>
-          <w:rFonts w:ascii="Work Sans Light" w:hAnsi="Work Sans Light"/>
-          <w:b/>
-          <w:bCs/>
-          <w:sz w:val="22"/>
-          <w:szCs w:val="22"/>
-          <w:lang w:val="es-CO"/>
-        </w:rPr>
-        <w:t>,</w:t>
-      </w:r>
-      <w:r>
-        <w:rPr>
-          <w:rFonts w:ascii="Work Sans Light" w:hAnsi="Work Sans Light"/>
-          <w:b/>
-          <w:bCs/>
-          <w:sz w:val="22"/>
-          <w:szCs w:val="22"/>
-          <w:lang w:val="es-CO"/>
-        </w:rPr>
-        <w:t>XXX</w:t>
-      </w:r>
-      <w:r>
-        <w:rPr>
-          <w:rFonts w:ascii="Work Sans Light" w:hAnsi="Work Sans Light"/>
-          <w:b/>
-          <w:bCs/>
-          <w:sz w:val="22"/>
-          <w:szCs w:val="22"/>
-          <w:lang w:val="es-CO"/>
-        </w:rPr>
-        <w:t xml:space="preserve">). </w:t>
-      </w:r>
-      <w:r>
-        <w:rPr>
-          <w:rFonts w:ascii="Work Sans Light" w:hAnsi="Work Sans Light"/>
-          <w:bCs/>
-          <w:sz w:val="22"/>
-          <w:szCs w:val="22"/>
-          <w:lang w:val="es-CO"/>
-        </w:rPr>
-        <w:t>Este valor deberá ser pagado</w:t>
-      </w:r>
-      <w:r>
-        <w:rPr>
-          <w:rFonts w:ascii="Work Sans Light" w:hAnsi="Work Sans Light"/>
-          <w:b/>
-          <w:bCs/>
-          <w:sz w:val="22"/>
-          <w:szCs w:val="22"/>
-          <w:lang w:val="es-CO"/>
+          <w:rFonts w:ascii="Work Sans Light" w:eastAsia="Arial" w:hAnsi="Work Sans Light" w:cs="Arial"/>
+          <w:color w:val="000000" w:themeColor="text1"/>
+          <w:sz w:val="24"/>
+          <w:szCs w:val="24"/>
+          <w:lang w:eastAsia="es-ES" w:bidi="es-ES"/>
+        </w:rPr>
+        <w:t xml:space="preserve">como congelación, equivalente al </w:t>
+      </w:r>
+      <w:proofErr w:type="spellStart"/>
+      <w:r>
+        <w:rPr>
+          <w:rFonts w:ascii="Work Sans Light" w:eastAsia="Arial" w:hAnsi="Work Sans Light" w:cs="Arial"/>
+          <w:color w:val="000000" w:themeColor="text1"/>
+          <w:sz w:val="24"/>
+          <w:szCs w:val="24"/>
+          <w:lang w:eastAsia="es-ES" w:bidi="es-ES"/>
+        </w:rPr>
+        <w:t>XXXXXX</w:t>
+      </w:r>
+      <w:proofErr w:type="spellEnd"/>
+      <w:r>
+        <w:rPr>
+          <w:rFonts w:ascii="Work Sans Light" w:eastAsia="Arial" w:hAnsi="Work Sans Light" w:cs="Arial"/>
+          <w:color w:val="000000" w:themeColor="text1"/>
+          <w:sz w:val="24"/>
+          <w:szCs w:val="24"/>
+          <w:lang w:eastAsia="es-ES" w:bidi="es-ES"/>
+        </w:rPr>
+        <w:t xml:space="preserve"> por ciento</w:t>
+      </w:r>
+      <w:r>
+        <w:rPr>
+          <w:rFonts w:ascii="Work Sans Light" w:eastAsia="Arial" w:hAnsi="Work Sans Light" w:cs="Arial"/>
+          <w:b/>
+          <w:bCs/>
+          <w:color w:val="000000" w:themeColor="text1"/>
+          <w:sz w:val="24"/>
+          <w:szCs w:val="24"/>
+          <w:lang w:eastAsia="es-ES" w:bidi="es-ES"/>
+        </w:rPr>
+        <w:t xml:space="preserve"> XX% </w:t>
+      </w:r>
+      <w:r>
+        <w:rPr>
+          <w:rFonts w:ascii="Work Sans Light" w:eastAsia="Arial" w:hAnsi="Work Sans Light" w:cs="Arial"/>
+          <w:color w:val="000000" w:themeColor="text1"/>
+          <w:sz w:val="24"/>
+          <w:szCs w:val="24"/>
+          <w:lang w:eastAsia="es-ES" w:bidi="es-ES"/>
+        </w:rPr>
+        <w:t>del valor del contrato por un valor de</w:t>
+      </w:r>
+      <w:r>
+        <w:rPr>
+          <w:rFonts w:ascii="Work Sans Light" w:eastAsia="Arial" w:hAnsi="Work Sans Light" w:cs="Arial"/>
+          <w:b/>
+          <w:bCs/>
+          <w:color w:val="000000" w:themeColor="text1"/>
+          <w:sz w:val="24"/>
+          <w:szCs w:val="24"/>
+          <w:lang w:eastAsia="es-ES" w:bidi="es-ES"/>
+        </w:rPr>
+        <w:t xml:space="preserve"> CINCO MILLONES DE PESOS M/CTE ($5.000.000),</w:t>
+      </w:r>
+      <w:r>
+        <w:rPr>
+          <w:rFonts w:ascii="Work Sans Light" w:eastAsia="Arial" w:hAnsi="Work Sans Light" w:cs="Arial"/>
+          <w:color w:val="000000" w:themeColor="text1"/>
+          <w:sz w:val="24"/>
+          <w:szCs w:val="24"/>
+          <w:lang w:eastAsia="es-ES" w:bidi="es-ES"/>
+        </w:rPr>
+        <w:t xml:space="preserve"> para separar tu remodelación y congelar el precio.</w:t>
+      </w:r>
+      <w:r>
+        <w:rPr>
+          <w:rFonts w:ascii="Work Sans Light" w:eastAsia="Arial" w:hAnsi="Work Sans Light" w:cs="Arial"/>
+          <w:b/>
+          <w:bCs/>
+          <w:color w:val="000000" w:themeColor="text1"/>
+          <w:sz w:val="24"/>
+          <w:szCs w:val="24"/>
+          <w:lang w:eastAsia="es-ES" w:bidi="es-ES"/>
         </w:rPr>
         <w:t xml:space="preserve"> </w:t>
       </w:r>
-      <w:r>
-        <w:rPr>
-          <w:rFonts w:ascii="Work Sans Light" w:hAnsi="Work Sans Light"/>
-          <w:bCs/>
-          <w:sz w:val="22"/>
-          <w:szCs w:val="22"/>
-          <w:lang w:val="es-CO"/>
-        </w:rPr>
-        <w:t>por el</w:t>
-      </w:r>
-      <w:r>
-        <w:rPr>
-          <w:rFonts w:ascii="Work Sans Light" w:hAnsi="Work Sans Light"/>
-          <w:b/>
-          <w:bCs/>
-          <w:sz w:val="22"/>
-          <w:szCs w:val="22"/>
-          <w:lang w:val="es-CO"/>
-        </w:rPr>
-        <w:t xml:space="preserve"> CONTRATANTE </w:t>
-      </w:r>
-      <w:r>
-        <w:rPr>
-          <w:rFonts w:ascii="Work Sans Light" w:hAnsi="Work Sans Light"/>
-          <w:sz w:val="22"/>
-          <w:szCs w:val="22"/>
-          <w:lang w:val="es-CO"/>
-        </w:rPr>
-        <w:t xml:space="preserve">para </w:t>
-      </w:r>
-      <w:proofErr w:type="gramStart"/>
-      <w:r>
-        <w:rPr>
-          <w:rFonts w:ascii="Work Sans Light" w:hAnsi="Work Sans Light"/>
-          <w:sz w:val="22"/>
-          <w:szCs w:val="22"/>
-          <w:lang w:val="es-CO"/>
-        </w:rPr>
-        <w:t>dar inicio a</w:t>
-      </w:r>
-      <w:proofErr w:type="gramEnd"/>
-      <w:r>
-        <w:rPr>
-          <w:rFonts w:ascii="Work Sans Light" w:hAnsi="Work Sans Light"/>
-          <w:sz w:val="22"/>
-          <w:szCs w:val="22"/>
-          <w:lang w:val="es-CO"/>
-        </w:rPr>
-        <w:t xml:space="preserve"> los trabajos.</w:t>
-      </w:r>
-    </w:p>
-    <w:p>
-      <w:pPr>
-        <w:pStyle w:val="Textoindependiente"/>
+    </w:p>
+    <w:p>
+      <w:pPr>
+        <w:pStyle w:val="Prrafodelista"/>
         <w:numPr>
           <w:ilvl w:val="0"/>
-          <w:numId w:val="1"/>
+          <w:numId w:val="6"/>
         </w:numPr>
         <w:spacing w:line="360" w:lineRule="auto"/>
-        <w:rPr>
-          <w:rFonts w:ascii="Work Sans Light" w:hAnsi="Work Sans Light"/>
-          <w:sz w:val="22"/>
-          <w:szCs w:val="22"/>
-          <w:lang w:val="es-CO"/>
-        </w:rPr>
-      </w:pPr>
-      <w:r>
-        <w:rPr>
-          <w:rFonts w:ascii="Work Sans Light" w:hAnsi="Work Sans Light"/>
-          <w:b/>
-          <w:bCs/>
-          <w:sz w:val="22"/>
-          <w:szCs w:val="22"/>
-          <w:lang w:val="es-CO"/>
+        <w:jc w:val="both"/>
+        <w:rPr>
+          <w:rFonts w:ascii="Work Sans Light" w:eastAsia="Arial" w:hAnsi="Work Sans Light" w:cs="Arial"/>
+          <w:b/>
+          <w:bCs/>
+          <w:color w:val="000000" w:themeColor="text1"/>
+          <w:sz w:val="24"/>
+          <w:szCs w:val="24"/>
+          <w:lang w:eastAsia="es-ES" w:bidi="es-ES"/>
+        </w:rPr>
+      </w:pPr>
+      <w:r>
+        <w:rPr>
+          <w:rFonts w:ascii="Work Sans Light" w:eastAsia="Arial" w:hAnsi="Work Sans Light" w:cs="Arial"/>
+          <w:b/>
+          <w:bCs/>
+          <w:color w:val="000000" w:themeColor="text1"/>
+          <w:sz w:val="24"/>
+          <w:szCs w:val="24"/>
+          <w:lang w:eastAsia="es-ES" w:bidi="es-ES"/>
         </w:rPr>
         <w:t>Segundo pago</w:t>
       </w:r>
       <w:r>
         <w:rPr>
-          <w:rFonts w:ascii="Work Sans Light" w:hAnsi="Work Sans Light"/>
-          <w:sz w:val="22"/>
-          <w:szCs w:val="22"/>
-          <w:lang w:val="es-CO"/>
-        </w:rPr>
-        <w:t xml:space="preserve"> equivale al veinte </w:t>
-      </w:r>
-      <w:r>
-        <w:rPr>
-          <w:rFonts w:ascii="Work Sans Light" w:hAnsi="Work Sans Light"/>
-          <w:b/>
-          <w:bCs/>
-          <w:sz w:val="22"/>
-          <w:szCs w:val="22"/>
-          <w:lang w:val="es-CO"/>
-        </w:rPr>
-        <w:t>20%</w:t>
-      </w:r>
-      <w:r>
-        <w:rPr>
-          <w:rFonts w:ascii="Work Sans Light" w:hAnsi="Work Sans Light"/>
-          <w:sz w:val="22"/>
-          <w:szCs w:val="22"/>
-          <w:lang w:val="es-CO"/>
-        </w:rPr>
-        <w:t xml:space="preserve"> del valor del contrato por valor de </w:t>
-      </w:r>
-      <w:r>
-        <w:rPr>
-          <w:rFonts w:ascii="Work Sans Light" w:hAnsi="Work Sans Light"/>
-          <w:b/>
-          <w:bCs/>
-          <w:sz w:val="22"/>
-          <w:szCs w:val="22"/>
-          <w:lang w:val="es-CO"/>
-        </w:rPr>
-        <w:t xml:space="preserve">XXXXXXXXXXXXXXXXXXXXXXXXXXXXXXXXXXXXXXXXX </w:t>
-      </w:r>
-      <w:r>
-        <w:rPr>
-          <w:rFonts w:ascii="Work Sans Light" w:hAnsi="Work Sans Light"/>
-          <w:b/>
-          <w:bCs/>
-          <w:sz w:val="22"/>
-          <w:szCs w:val="22"/>
-          <w:lang w:val="es-CO"/>
-        </w:rPr>
-        <w:t>PESOS ($</w:t>
+          <w:rFonts w:ascii="Work Sans Light" w:eastAsia="Arial" w:hAnsi="Work Sans Light" w:cs="Arial"/>
+          <w:color w:val="000000" w:themeColor="text1"/>
+          <w:sz w:val="24"/>
+          <w:szCs w:val="24"/>
+          <w:lang w:eastAsia="es-ES" w:bidi="es-ES"/>
+        </w:rPr>
+        <w:t xml:space="preserve">, como anticipo para inicio de obra, equivalente al </w:t>
+      </w:r>
+      <w:proofErr w:type="spellStart"/>
+      <w:r>
+        <w:rPr>
+          <w:rFonts w:ascii="Work Sans Light" w:eastAsia="Arial" w:hAnsi="Work Sans Light" w:cs="Arial"/>
+          <w:color w:val="000000" w:themeColor="text1"/>
+          <w:sz w:val="24"/>
+          <w:szCs w:val="24"/>
+          <w:lang w:eastAsia="es-ES" w:bidi="es-ES"/>
+        </w:rPr>
+        <w:t>XXXXXXXX</w:t>
+      </w:r>
+      <w:proofErr w:type="spellEnd"/>
+      <w:r>
+        <w:rPr>
+          <w:rFonts w:ascii="Work Sans Light" w:eastAsia="Arial" w:hAnsi="Work Sans Light" w:cs="Arial"/>
+          <w:color w:val="000000" w:themeColor="text1"/>
+          <w:sz w:val="24"/>
+          <w:szCs w:val="24"/>
+          <w:lang w:eastAsia="es-ES" w:bidi="es-ES"/>
+        </w:rPr>
+        <w:t xml:space="preserve"> por ciento</w:t>
+      </w:r>
+      <w:r>
+        <w:rPr>
+          <w:rFonts w:ascii="Work Sans Light" w:eastAsia="Arial" w:hAnsi="Work Sans Light" w:cs="Arial"/>
+          <w:b/>
+          <w:bCs/>
+          <w:color w:val="000000" w:themeColor="text1"/>
+          <w:sz w:val="24"/>
+          <w:szCs w:val="24"/>
+          <w:lang w:eastAsia="es-ES" w:bidi="es-ES"/>
+        </w:rPr>
+        <w:t xml:space="preserve"> XX% </w:t>
+      </w:r>
+      <w:r>
+        <w:rPr>
+          <w:rFonts w:ascii="Work Sans Light" w:eastAsia="Arial" w:hAnsi="Work Sans Light" w:cs="Arial"/>
+          <w:color w:val="000000" w:themeColor="text1"/>
+          <w:sz w:val="24"/>
+          <w:szCs w:val="24"/>
+          <w:lang w:eastAsia="es-ES" w:bidi="es-ES"/>
+        </w:rPr>
+        <w:t>del valor del contrato por un valor de</w:t>
+      </w:r>
+      <w:r>
+        <w:rPr>
+          <w:rFonts w:ascii="Work Sans Light" w:eastAsia="Arial" w:hAnsi="Work Sans Light" w:cs="Arial"/>
+          <w:b/>
+          <w:bCs/>
+          <w:color w:val="000000" w:themeColor="text1"/>
+          <w:sz w:val="24"/>
+          <w:szCs w:val="24"/>
+          <w:lang w:eastAsia="es-ES" w:bidi="es-ES"/>
+        </w:rPr>
+        <w:t xml:space="preserve"> </w:t>
+      </w:r>
+      <w:proofErr w:type="spellStart"/>
+      <w:r>
+        <w:rPr>
+          <w:rFonts w:ascii="Work Sans Light" w:eastAsia="Arial" w:hAnsi="Work Sans Light" w:cs="Arial"/>
+          <w:b/>
+          <w:bCs/>
+          <w:color w:val="000000" w:themeColor="text1"/>
+          <w:sz w:val="24"/>
+          <w:szCs w:val="24"/>
+          <w:lang w:eastAsia="es-ES" w:bidi="es-ES"/>
+        </w:rPr>
+        <w:t>XXXXXXXXXXXXXXXXXXXXXXXXXXXXXXX</w:t>
+      </w:r>
+      <w:proofErr w:type="spellEnd"/>
+      <w:r>
+        <w:rPr>
+          <w:rFonts w:ascii="Work Sans Light" w:eastAsia="Arial" w:hAnsi="Work Sans Light" w:cs="Arial"/>
+          <w:b/>
+          <w:bCs/>
+          <w:color w:val="000000" w:themeColor="text1"/>
+          <w:sz w:val="24"/>
+          <w:szCs w:val="24"/>
+          <w:lang w:eastAsia="es-ES" w:bidi="es-ES"/>
+        </w:rPr>
+        <w:t xml:space="preserve"> PESOS M/CTE ($</w:t>
+      </w:r>
+      <w:proofErr w:type="spellStart"/>
+      <w:r>
+        <w:rPr>
+          <w:rFonts w:ascii="Work Sans Light" w:eastAsia="Arial" w:hAnsi="Work Sans Light" w:cs="Arial"/>
+          <w:b/>
+          <w:bCs/>
+          <w:color w:val="000000" w:themeColor="text1"/>
+          <w:sz w:val="24"/>
+          <w:szCs w:val="24"/>
+          <w:lang w:eastAsia="es-ES" w:bidi="es-ES"/>
+        </w:rPr>
+        <w:t>XX.XXX.XXX</w:t>
+      </w:r>
+      <w:proofErr w:type="spellEnd"/>
+      <w:r>
+        <w:rPr>
+          <w:rFonts w:ascii="Work Sans Light" w:eastAsia="Arial" w:hAnsi="Work Sans Light" w:cs="Arial"/>
+          <w:b/>
+          <w:bCs/>
+          <w:color w:val="000000" w:themeColor="text1"/>
+          <w:sz w:val="24"/>
+          <w:szCs w:val="24"/>
+          <w:lang w:eastAsia="es-ES" w:bidi="es-ES"/>
+        </w:rPr>
+        <w:t xml:space="preserve">), para </w:t>
       </w:r>
       <w:proofErr w:type="gramStart"/>
       <w:r>
         <w:rPr>
-          <w:rFonts w:ascii="Work Sans Light" w:hAnsi="Work Sans Light"/>
-          <w:b/>
-          <w:bCs/>
-          <w:sz w:val="22"/>
-          <w:szCs w:val="22"/>
-          <w:lang w:val="es-CO"/>
-        </w:rPr>
-        <w:t>XX</w:t>
-      </w:r>
-      <w:r>
-        <w:rPr>
-          <w:rFonts w:ascii="Work Sans Light" w:hAnsi="Work Sans Light"/>
-          <w:b/>
-          <w:bCs/>
-          <w:sz w:val="22"/>
-          <w:szCs w:val="22"/>
-          <w:lang w:val="es-CO"/>
-        </w:rPr>
-        <w:t>,</w:t>
-      </w:r>
-      <w:r>
-        <w:rPr>
-          <w:rFonts w:ascii="Work Sans Light" w:hAnsi="Work Sans Light"/>
-          <w:b/>
-          <w:bCs/>
-          <w:sz w:val="22"/>
-          <w:szCs w:val="22"/>
-          <w:lang w:val="es-CO"/>
-        </w:rPr>
-        <w:t>XXX</w:t>
+          <w:rFonts w:ascii="Work Sans Light" w:eastAsia="Arial" w:hAnsi="Work Sans Light" w:cs="Arial"/>
+          <w:b/>
+          <w:bCs/>
+          <w:color w:val="000000" w:themeColor="text1"/>
+          <w:sz w:val="24"/>
+          <w:szCs w:val="24"/>
+          <w:lang w:eastAsia="es-ES" w:bidi="es-ES"/>
+        </w:rPr>
+        <w:t>dar inicio a</w:t>
       </w:r>
       <w:proofErr w:type="gramEnd"/>
       <w:r>
         <w:rPr>
-          <w:rFonts w:ascii="Work Sans Light" w:hAnsi="Work Sans Light"/>
-          <w:b/>
-          <w:bCs/>
-          <w:sz w:val="22"/>
-          <w:szCs w:val="22"/>
-          <w:lang w:val="es-CO"/>
-        </w:rPr>
-        <w:t>,</w:t>
-      </w:r>
-      <w:r>
-        <w:rPr>
-          <w:rFonts w:ascii="Work Sans Light" w:hAnsi="Work Sans Light"/>
-          <w:b/>
-          <w:bCs/>
-          <w:sz w:val="22"/>
-          <w:szCs w:val="22"/>
-          <w:lang w:val="es-CO"/>
-        </w:rPr>
-        <w:t>XXX</w:t>
-      </w:r>
-      <w:r>
-        <w:rPr>
-          <w:rFonts w:ascii="Work Sans Light" w:hAnsi="Work Sans Light"/>
-          <w:b/>
-          <w:bCs/>
-          <w:sz w:val="22"/>
-          <w:szCs w:val="22"/>
-          <w:lang w:val="es-CO"/>
-        </w:rPr>
-        <w:t xml:space="preserve">), </w:t>
-      </w:r>
-      <w:r>
-        <w:rPr>
-          <w:rFonts w:ascii="Work Sans Light" w:hAnsi="Work Sans Light"/>
-          <w:bCs/>
-        </w:rPr>
-        <w:t xml:space="preserve">pagaderos al avance de la obra civil: </w:t>
-      </w:r>
-      <w:r>
-        <w:rPr>
-          <w:rFonts w:ascii="Work Sans Light" w:hAnsi="Work Sans Light"/>
-          <w:b/>
-        </w:rPr>
-        <w:t>paredes en segunda mano de pintura, cargue de piso y techo</w:t>
-      </w:r>
-      <w:r>
-        <w:rPr>
-          <w:rFonts w:ascii="Work Sans Light" w:hAnsi="Work Sans Light"/>
-          <w:bCs/>
-        </w:rPr>
-        <w:t>.</w:t>
-      </w:r>
-    </w:p>
-    <w:p>
-      <w:pPr>
-        <w:pStyle w:val="Textoindependiente"/>
+          <w:rFonts w:ascii="Work Sans Light" w:eastAsia="Arial" w:hAnsi="Work Sans Light" w:cs="Arial"/>
+          <w:b/>
+          <w:bCs/>
+          <w:color w:val="000000" w:themeColor="text1"/>
+          <w:sz w:val="24"/>
+          <w:szCs w:val="24"/>
+          <w:lang w:eastAsia="es-ES" w:bidi="es-ES"/>
+        </w:rPr>
+        <w:t xml:space="preserve"> los trabajos. </w:t>
+      </w:r>
+    </w:p>
+    <w:p>
+      <w:pPr>
+        <w:pStyle w:val="Prrafodelista"/>
         <w:numPr>
           <w:ilvl w:val="0"/>
-          <w:numId w:val="1"/>
+          <w:numId w:val="6"/>
         </w:numPr>
         <w:spacing w:line="360" w:lineRule="auto"/>
-        <w:rPr>
-          <w:rFonts w:ascii="Work Sans Light" w:hAnsi="Work Sans Light"/>
-          <w:sz w:val="22"/>
-          <w:szCs w:val="22"/>
-          <w:lang w:val="es-CO"/>
-        </w:rPr>
-      </w:pPr>
-      <w:r>
-        <w:rPr>
-          <w:rFonts w:ascii="Work Sans Light" w:hAnsi="Work Sans Light"/>
-          <w:b/>
-          <w:bCs/>
-          <w:sz w:val="22"/>
-          <w:szCs w:val="22"/>
-          <w:lang w:val="es-CO"/>
-        </w:rPr>
-        <w:t xml:space="preserve">Tercer pago </w:t>
-      </w:r>
-      <w:r>
-        <w:rPr>
-          <w:rFonts w:ascii="Work Sans Light" w:hAnsi="Work Sans Light"/>
-          <w:sz w:val="22"/>
-          <w:szCs w:val="22"/>
-          <w:lang w:val="es-CO"/>
-        </w:rPr>
-        <w:t xml:space="preserve">equivale veinte </w:t>
-      </w:r>
-      <w:r>
-        <w:rPr>
-          <w:rFonts w:ascii="Work Sans Light" w:hAnsi="Work Sans Light"/>
-          <w:b/>
-          <w:bCs/>
-          <w:sz w:val="22"/>
-          <w:szCs w:val="22"/>
-          <w:lang w:val="es-CO"/>
-        </w:rPr>
-        <w:t>20%</w:t>
-      </w:r>
-      <w:r>
-        <w:rPr>
-          <w:rFonts w:ascii="Work Sans Light" w:hAnsi="Work Sans Light"/>
-          <w:sz w:val="22"/>
-          <w:szCs w:val="22"/>
-          <w:lang w:val="es-CO"/>
-        </w:rPr>
-        <w:t xml:space="preserve"> del valor del contrato por valor de </w:t>
-      </w:r>
-      <w:r>
-        <w:rPr>
-          <w:rFonts w:ascii="Work Sans Light" w:hAnsi="Work Sans Light"/>
-          <w:b/>
-          <w:bCs/>
-          <w:sz w:val="22"/>
-          <w:szCs w:val="22"/>
-          <w:lang w:val="es-CO"/>
-        </w:rPr>
-        <w:t>XXXXXXXXXXXXXXXXXXXXXXXXXXXXXXXXXXX</w:t>
-      </w:r>
-      <w:r>
-        <w:rPr>
-          <w:rFonts w:ascii="Work Sans Light" w:hAnsi="Work Sans Light"/>
-          <w:b/>
-          <w:bCs/>
-          <w:sz w:val="22"/>
-          <w:szCs w:val="22"/>
-          <w:lang w:val="es-CO"/>
-        </w:rPr>
-        <w:t xml:space="preserve"> PESOS ($</w:t>
-      </w:r>
-      <w:proofErr w:type="gramStart"/>
-      <w:r>
-        <w:rPr>
-          <w:rFonts w:ascii="Work Sans Light" w:hAnsi="Work Sans Light"/>
-          <w:b/>
-          <w:bCs/>
-          <w:sz w:val="22"/>
-          <w:szCs w:val="22"/>
-          <w:lang w:val="es-CO"/>
-        </w:rPr>
-        <w:t>XX</w:t>
-      </w:r>
-      <w:r>
-        <w:rPr>
-          <w:rFonts w:ascii="Work Sans Light" w:hAnsi="Work Sans Light"/>
-          <w:b/>
-          <w:bCs/>
-          <w:sz w:val="22"/>
-          <w:szCs w:val="22"/>
-          <w:lang w:val="es-CO"/>
-        </w:rPr>
-        <w:t>,</w:t>
-      </w:r>
-      <w:r>
-        <w:rPr>
-          <w:rFonts w:ascii="Work Sans Light" w:hAnsi="Work Sans Light"/>
-          <w:b/>
-          <w:bCs/>
-          <w:sz w:val="22"/>
-          <w:szCs w:val="22"/>
-          <w:lang w:val="es-CO"/>
-        </w:rPr>
-        <w:t>XXX</w:t>
-      </w:r>
-      <w:proofErr w:type="gramEnd"/>
-      <w:r>
-        <w:rPr>
-          <w:rFonts w:ascii="Work Sans Light" w:hAnsi="Work Sans Light"/>
-          <w:b/>
-          <w:bCs/>
-          <w:sz w:val="22"/>
-          <w:szCs w:val="22"/>
-          <w:lang w:val="es-CO"/>
-        </w:rPr>
-        <w:t>,</w:t>
-      </w:r>
-      <w:r>
-        <w:rPr>
-          <w:rFonts w:ascii="Work Sans Light" w:hAnsi="Work Sans Light"/>
-          <w:b/>
-          <w:bCs/>
-          <w:sz w:val="22"/>
-          <w:szCs w:val="22"/>
-          <w:lang w:val="es-CO"/>
-        </w:rPr>
-        <w:t>XXX</w:t>
-      </w:r>
-      <w:r>
-        <w:rPr>
-          <w:rFonts w:ascii="Work Sans Light" w:hAnsi="Work Sans Light"/>
-          <w:b/>
-          <w:bCs/>
-          <w:sz w:val="22"/>
-          <w:szCs w:val="22"/>
-          <w:lang w:val="es-CO"/>
+        <w:jc w:val="both"/>
+        <w:rPr>
+          <w:rFonts w:ascii="Work Sans Light" w:eastAsia="Arial" w:hAnsi="Work Sans Light" w:cs="Arial"/>
+          <w:b/>
+          <w:bCs/>
+          <w:color w:val="000000" w:themeColor="text1"/>
+          <w:sz w:val="24"/>
+          <w:szCs w:val="24"/>
+          <w:lang w:eastAsia="es-ES" w:bidi="es-ES"/>
+        </w:rPr>
+      </w:pPr>
+      <w:r>
+        <w:rPr>
+          <w:rFonts w:ascii="Work Sans Light" w:eastAsia="Arial" w:hAnsi="Work Sans Light" w:cs="Arial"/>
+          <w:b/>
+          <w:bCs/>
+          <w:color w:val="000000" w:themeColor="text1"/>
+          <w:sz w:val="24"/>
+          <w:szCs w:val="24"/>
+          <w:lang w:eastAsia="es-ES" w:bidi="es-ES"/>
+        </w:rPr>
+        <w:t xml:space="preserve">Tercer pago, </w:t>
+      </w:r>
+      <w:r>
+        <w:rPr>
+          <w:rFonts w:ascii="Work Sans Light" w:eastAsia="Arial" w:hAnsi="Work Sans Light" w:cs="Arial"/>
+          <w:color w:val="000000" w:themeColor="text1"/>
+          <w:sz w:val="24"/>
+          <w:szCs w:val="24"/>
+          <w:lang w:eastAsia="es-ES" w:bidi="es-ES"/>
+        </w:rPr>
+        <w:t>equivale al veinte por ciento</w:t>
+      </w:r>
+      <w:r>
+        <w:rPr>
+          <w:rFonts w:ascii="Work Sans Light" w:eastAsia="Arial" w:hAnsi="Work Sans Light" w:cs="Arial"/>
+          <w:b/>
+          <w:bCs/>
+          <w:color w:val="000000" w:themeColor="text1"/>
+          <w:sz w:val="24"/>
+          <w:szCs w:val="24"/>
+          <w:lang w:eastAsia="es-ES" w:bidi="es-ES"/>
+        </w:rPr>
+        <w:t xml:space="preserve"> 20% </w:t>
+      </w:r>
+      <w:r>
+        <w:rPr>
+          <w:rFonts w:ascii="Work Sans Light" w:eastAsia="Arial" w:hAnsi="Work Sans Light" w:cs="Arial"/>
+          <w:color w:val="000000" w:themeColor="text1"/>
+          <w:sz w:val="24"/>
+          <w:szCs w:val="24"/>
+          <w:lang w:eastAsia="es-ES" w:bidi="es-ES"/>
+        </w:rPr>
+        <w:t>del valor del contrato por valor de</w:t>
+      </w:r>
+      <w:r>
+        <w:rPr>
+          <w:rFonts w:ascii="Work Sans Light" w:eastAsia="Arial" w:hAnsi="Work Sans Light" w:cs="Arial"/>
+          <w:b/>
+          <w:bCs/>
+          <w:color w:val="000000" w:themeColor="text1"/>
+          <w:sz w:val="24"/>
+          <w:szCs w:val="24"/>
+          <w:lang w:eastAsia="es-ES" w:bidi="es-ES"/>
+        </w:rPr>
+        <w:t xml:space="preserve"> </w:t>
+      </w:r>
+      <w:proofErr w:type="spellStart"/>
+      <w:r>
+        <w:rPr>
+          <w:rFonts w:ascii="Work Sans Light" w:eastAsia="Arial" w:hAnsi="Work Sans Light" w:cs="Arial"/>
+          <w:b/>
+          <w:bCs/>
+          <w:color w:val="000000" w:themeColor="text1"/>
+          <w:sz w:val="24"/>
+          <w:szCs w:val="24"/>
+          <w:lang w:eastAsia="es-ES" w:bidi="es-ES"/>
+        </w:rPr>
+        <w:t>XXXXXXXXXXXXXXXXXXXXXXXXXXXXXXXXXXXXXXXXXXXXXXXXXXXXXXXXXXX</w:t>
+      </w:r>
+      <w:proofErr w:type="spellEnd"/>
+      <w:r>
+        <w:rPr>
+          <w:rFonts w:ascii="Work Sans Light" w:eastAsia="Arial" w:hAnsi="Work Sans Light" w:cs="Arial"/>
+          <w:b/>
+          <w:bCs/>
+          <w:color w:val="000000" w:themeColor="text1"/>
+          <w:sz w:val="24"/>
+          <w:szCs w:val="24"/>
+          <w:lang w:eastAsia="es-ES" w:bidi="es-ES"/>
+        </w:rPr>
+        <w:t xml:space="preserve"> PESOS </w:t>
+      </w:r>
+      <w:proofErr w:type="spellStart"/>
+      <w:r>
+        <w:rPr>
+          <w:rFonts w:ascii="Work Sans Light" w:eastAsia="Arial" w:hAnsi="Work Sans Light" w:cs="Arial"/>
+          <w:b/>
+          <w:bCs/>
+          <w:color w:val="000000" w:themeColor="text1"/>
+          <w:sz w:val="24"/>
+          <w:szCs w:val="24"/>
+          <w:lang w:eastAsia="es-ES" w:bidi="es-ES"/>
+        </w:rPr>
+        <w:t>MCTE</w:t>
+      </w:r>
+      <w:proofErr w:type="spellEnd"/>
+      <w:r>
+        <w:rPr>
+          <w:rFonts w:ascii="Work Sans Light" w:eastAsia="Arial" w:hAnsi="Work Sans Light" w:cs="Arial"/>
+          <w:b/>
+          <w:bCs/>
+          <w:color w:val="000000" w:themeColor="text1"/>
+          <w:sz w:val="24"/>
+          <w:szCs w:val="24"/>
+          <w:lang w:eastAsia="es-ES" w:bidi="es-ES"/>
+        </w:rPr>
+        <w:t xml:space="preserve"> ($</w:t>
+      </w:r>
+      <w:proofErr w:type="spellStart"/>
+      <w:r>
+        <w:rPr>
+          <w:rFonts w:ascii="Work Sans Light" w:eastAsia="Arial" w:hAnsi="Work Sans Light" w:cs="Arial"/>
+          <w:b/>
+          <w:bCs/>
+          <w:color w:val="000000" w:themeColor="text1"/>
+          <w:sz w:val="24"/>
+          <w:szCs w:val="24"/>
+          <w:lang w:eastAsia="es-ES" w:bidi="es-ES"/>
+        </w:rPr>
+        <w:t>X.XXX.XXX</w:t>
+      </w:r>
+      <w:proofErr w:type="spellEnd"/>
+      <w:r>
+        <w:rPr>
+          <w:rFonts w:ascii="Work Sans Light" w:eastAsia="Arial" w:hAnsi="Work Sans Light" w:cs="Arial"/>
+          <w:b/>
+          <w:bCs/>
+          <w:color w:val="000000" w:themeColor="text1"/>
+          <w:sz w:val="24"/>
+          <w:szCs w:val="24"/>
+          <w:lang w:eastAsia="es-ES" w:bidi="es-ES"/>
         </w:rPr>
         <w:t xml:space="preserve">), </w:t>
       </w:r>
       <w:r>
         <w:rPr>
-          <w:rFonts w:ascii="Work Sans Light" w:hAnsi="Work Sans Light"/>
-          <w:bCs/>
-        </w:rPr>
-        <w:t>pagaderos al avance del 70% de la carpintería.</w:t>
-      </w:r>
-    </w:p>
-    <w:p>
-      <w:pPr>
-        <w:pStyle w:val="Textoindependiente"/>
+          <w:rFonts w:ascii="Work Sans Light" w:eastAsia="Arial" w:hAnsi="Work Sans Light" w:cs="Arial"/>
+          <w:color w:val="000000" w:themeColor="text1"/>
+          <w:sz w:val="24"/>
+          <w:szCs w:val="24"/>
+          <w:lang w:eastAsia="es-ES" w:bidi="es-ES"/>
+        </w:rPr>
+        <w:t>pagaderos al avance de la obra civil:</w:t>
+      </w:r>
+      <w:r>
+        <w:rPr>
+          <w:rFonts w:ascii="Work Sans Light" w:eastAsia="Arial" w:hAnsi="Work Sans Light" w:cs="Arial"/>
+          <w:b/>
+          <w:bCs/>
+          <w:color w:val="000000" w:themeColor="text1"/>
+          <w:sz w:val="24"/>
+          <w:szCs w:val="24"/>
+          <w:lang w:eastAsia="es-ES" w:bidi="es-ES"/>
+        </w:rPr>
+        <w:t xml:space="preserve"> paredes en segunda mano de pintura, cargue de piso y techo. </w:t>
+      </w:r>
+    </w:p>
+    <w:p>
+      <w:pPr>
+        <w:pStyle w:val="Prrafodelista"/>
         <w:numPr>
           <w:ilvl w:val="0"/>
-          <w:numId w:val="1"/>
+          <w:numId w:val="6"/>
         </w:numPr>
         <w:spacing w:line="360" w:lineRule="auto"/>
-        <w:rPr>
-          <w:rFonts w:ascii="Work Sans Light" w:hAnsi="Work Sans Light"/>
-          <w:sz w:val="22"/>
-          <w:szCs w:val="22"/>
-          <w:lang w:val="es-CO"/>
-        </w:rPr>
-      </w:pPr>
-      <w:r>
-        <w:rPr>
-          <w:rFonts w:ascii="Work Sans Light" w:hAnsi="Work Sans Light"/>
-          <w:b/>
-          <w:bCs/>
-          <w:sz w:val="22"/>
-          <w:szCs w:val="22"/>
-          <w:lang w:val="es-CO"/>
-        </w:rPr>
-        <w:t xml:space="preserve">Cuarto pago </w:t>
-      </w:r>
-      <w:r>
-        <w:rPr>
-          <w:rFonts w:ascii="Work Sans Light" w:hAnsi="Work Sans Light"/>
-          <w:sz w:val="22"/>
-          <w:szCs w:val="22"/>
-          <w:lang w:val="es-CO"/>
-        </w:rPr>
-        <w:t xml:space="preserve">equivale al diez </w:t>
-      </w:r>
-      <w:r>
-        <w:rPr>
-          <w:rFonts w:ascii="Work Sans Light" w:hAnsi="Work Sans Light"/>
-          <w:b/>
-          <w:bCs/>
-          <w:sz w:val="22"/>
-          <w:szCs w:val="22"/>
-          <w:lang w:val="es-CO"/>
-        </w:rPr>
-        <w:t>10%</w:t>
-      </w:r>
-      <w:r>
-        <w:rPr>
-          <w:rFonts w:ascii="Work Sans Light" w:hAnsi="Work Sans Light"/>
-          <w:sz w:val="22"/>
-          <w:szCs w:val="22"/>
-          <w:lang w:val="es-CO"/>
-        </w:rPr>
-        <w:t xml:space="preserve"> del valor del contrato por valor de</w:t>
-      </w:r>
-      <w:r>
-        <w:rPr>
-          <w:rFonts w:ascii="Work Sans Light" w:hAnsi="Work Sans Light"/>
-          <w:b/>
-          <w:bCs/>
-          <w:sz w:val="22"/>
-          <w:szCs w:val="22"/>
-          <w:lang w:val="es-CO"/>
+        <w:jc w:val="both"/>
+        <w:rPr>
+          <w:rFonts w:ascii="Work Sans Light" w:eastAsia="Arial" w:hAnsi="Work Sans Light" w:cs="Arial"/>
+          <w:b/>
+          <w:bCs/>
+          <w:color w:val="000000" w:themeColor="text1"/>
+          <w:sz w:val="24"/>
+          <w:szCs w:val="24"/>
+          <w:lang w:eastAsia="es-ES" w:bidi="es-ES"/>
+        </w:rPr>
+      </w:pPr>
+      <w:r>
+        <w:rPr>
+          <w:rFonts w:ascii="Work Sans Light" w:eastAsia="Arial" w:hAnsi="Work Sans Light" w:cs="Arial"/>
+          <w:b/>
+          <w:bCs/>
+          <w:color w:val="000000" w:themeColor="text1"/>
+          <w:sz w:val="24"/>
+          <w:szCs w:val="24"/>
+          <w:lang w:eastAsia="es-ES" w:bidi="es-ES"/>
+        </w:rPr>
+        <w:t xml:space="preserve">Cuarto </w:t>
+      </w:r>
+      <w:r>
+        <w:rPr>
+          <w:rFonts w:ascii="Work Sans Light" w:eastAsia="Arial" w:hAnsi="Work Sans Light" w:cs="Arial"/>
+          <w:color w:val="000000" w:themeColor="text1"/>
+          <w:sz w:val="24"/>
+          <w:szCs w:val="24"/>
+          <w:lang w:eastAsia="es-ES" w:bidi="es-ES"/>
+        </w:rPr>
+        <w:t>pago equivale veinte por ciento</w:t>
+      </w:r>
+      <w:r>
+        <w:rPr>
+          <w:rFonts w:ascii="Work Sans Light" w:eastAsia="Arial" w:hAnsi="Work Sans Light" w:cs="Arial"/>
+          <w:b/>
+          <w:bCs/>
+          <w:color w:val="000000" w:themeColor="text1"/>
+          <w:sz w:val="24"/>
+          <w:szCs w:val="24"/>
+          <w:lang w:eastAsia="es-ES" w:bidi="es-ES"/>
+        </w:rPr>
+        <w:t xml:space="preserve"> 20% </w:t>
+      </w:r>
+      <w:r>
+        <w:rPr>
+          <w:rFonts w:ascii="Work Sans Light" w:eastAsia="Arial" w:hAnsi="Work Sans Light" w:cs="Arial"/>
+          <w:color w:val="000000" w:themeColor="text1"/>
+          <w:sz w:val="24"/>
+          <w:szCs w:val="24"/>
+          <w:lang w:eastAsia="es-ES" w:bidi="es-ES"/>
+        </w:rPr>
+        <w:t>del valor del contrato por valor de</w:t>
+      </w:r>
+      <w:r>
+        <w:rPr>
+          <w:rFonts w:ascii="Work Sans Light" w:eastAsia="Arial" w:hAnsi="Work Sans Light" w:cs="Arial"/>
+          <w:b/>
+          <w:bCs/>
+          <w:color w:val="000000" w:themeColor="text1"/>
+          <w:sz w:val="24"/>
+          <w:szCs w:val="24"/>
+          <w:lang w:eastAsia="es-ES" w:bidi="es-ES"/>
         </w:rPr>
         <w:t xml:space="preserve"> </w:t>
       </w:r>
-      <w:r>
-        <w:rPr>
-          <w:rFonts w:ascii="Work Sans Light" w:hAnsi="Work Sans Light"/>
-          <w:b/>
-          <w:bCs/>
-          <w:sz w:val="22"/>
-          <w:szCs w:val="22"/>
-          <w:lang w:val="es-CO"/>
-        </w:rPr>
-        <w:t>XXXXXXXXXXXXXXXXXXXXXXXXXX</w:t>
-      </w:r>
-      <w:r>
-        <w:rPr>
-          <w:rFonts w:ascii="Work Sans Light" w:hAnsi="Work Sans Light"/>
-          <w:b/>
-          <w:bCs/>
-          <w:sz w:val="22"/>
-          <w:szCs w:val="22"/>
-          <w:lang w:val="es-CO"/>
+      <w:proofErr w:type="spellStart"/>
+      <w:r>
+        <w:rPr>
+          <w:rFonts w:ascii="Work Sans Light" w:eastAsia="Arial" w:hAnsi="Work Sans Light" w:cs="Arial"/>
+          <w:b/>
+          <w:bCs/>
+          <w:color w:val="000000" w:themeColor="text1"/>
+          <w:sz w:val="24"/>
+          <w:szCs w:val="24"/>
+          <w:lang w:eastAsia="es-ES" w:bidi="es-ES"/>
+        </w:rPr>
+        <w:t>XXXXXXXXXXXXXXXXXXXXXXXXXXXXXXXXXXXXXXXXXXXXXXXXXXXXXXXXXXXXXX</w:t>
+      </w:r>
+      <w:proofErr w:type="spellEnd"/>
+      <w:r>
+        <w:rPr>
+          <w:rFonts w:ascii="Work Sans Light" w:eastAsia="Arial" w:hAnsi="Work Sans Light" w:cs="Arial"/>
+          <w:b/>
+          <w:bCs/>
+          <w:color w:val="000000" w:themeColor="text1"/>
+          <w:sz w:val="24"/>
+          <w:szCs w:val="24"/>
+          <w:lang w:eastAsia="es-ES" w:bidi="es-ES"/>
         </w:rPr>
         <w:t xml:space="preserve"> PESOS </w:t>
       </w:r>
-      <w:r>
-        <w:rPr>
-          <w:rFonts w:ascii="Work Sans Light" w:hAnsi="Work Sans Light"/>
-          <w:b/>
-          <w:bCs/>
-          <w:sz w:val="22"/>
-          <w:szCs w:val="22"/>
-          <w:lang w:val="es-CO"/>
-        </w:rPr>
-        <w:t>($</w:t>
-      </w:r>
-      <w:proofErr w:type="gramStart"/>
-      <w:r>
-        <w:rPr>
-          <w:rFonts w:ascii="Work Sans Light" w:hAnsi="Work Sans Light"/>
-          <w:b/>
-          <w:bCs/>
-          <w:sz w:val="22"/>
-          <w:szCs w:val="22"/>
-          <w:lang w:val="es-CO"/>
-        </w:rPr>
-        <w:t>X</w:t>
-      </w:r>
-      <w:r>
-        <w:rPr>
-          <w:rFonts w:ascii="Work Sans Light" w:hAnsi="Work Sans Light"/>
-          <w:b/>
-          <w:bCs/>
-          <w:sz w:val="22"/>
-          <w:szCs w:val="22"/>
-          <w:lang w:val="es-CO"/>
-        </w:rPr>
-        <w:t>,</w:t>
-      </w:r>
-      <w:r>
-        <w:rPr>
-          <w:rFonts w:ascii="Work Sans Light" w:hAnsi="Work Sans Light"/>
-          <w:b/>
-          <w:bCs/>
-          <w:sz w:val="22"/>
-          <w:szCs w:val="22"/>
-          <w:lang w:val="es-CO"/>
-        </w:rPr>
-        <w:t>XXX</w:t>
-      </w:r>
-      <w:proofErr w:type="gramEnd"/>
-      <w:r>
-        <w:rPr>
-          <w:rFonts w:ascii="Work Sans Light" w:hAnsi="Work Sans Light"/>
-          <w:b/>
-          <w:bCs/>
-          <w:sz w:val="22"/>
-          <w:szCs w:val="22"/>
-          <w:lang w:val="es-CO"/>
-        </w:rPr>
-        <w:t>,</w:t>
-      </w:r>
-      <w:r>
-        <w:rPr>
-          <w:rFonts w:ascii="Work Sans Light" w:hAnsi="Work Sans Light"/>
-          <w:b/>
-          <w:bCs/>
-          <w:sz w:val="22"/>
-          <w:szCs w:val="22"/>
-          <w:lang w:val="es-CO"/>
-        </w:rPr>
-        <w:t>XXX</w:t>
-      </w:r>
-      <w:r>
-        <w:rPr>
-          <w:rFonts w:ascii="Work Sans Light" w:hAnsi="Work Sans Light"/>
-          <w:b/>
-          <w:bCs/>
-          <w:sz w:val="22"/>
-          <w:szCs w:val="22"/>
-          <w:lang w:val="es-CO"/>
-        </w:rPr>
-        <w:t xml:space="preserve">) </w:t>
-      </w:r>
-      <w:r>
-        <w:rPr>
-          <w:rFonts w:ascii="Work Sans Light" w:hAnsi="Work Sans Light"/>
-          <w:bCs/>
-          <w:sz w:val="22"/>
-          <w:szCs w:val="22"/>
-          <w:lang w:val="es-CO"/>
+      <w:proofErr w:type="spellStart"/>
+      <w:r>
+        <w:rPr>
+          <w:rFonts w:ascii="Work Sans Light" w:eastAsia="Arial" w:hAnsi="Work Sans Light" w:cs="Arial"/>
+          <w:b/>
+          <w:bCs/>
+          <w:color w:val="000000" w:themeColor="text1"/>
+          <w:sz w:val="24"/>
+          <w:szCs w:val="24"/>
+          <w:lang w:eastAsia="es-ES" w:bidi="es-ES"/>
+        </w:rPr>
+        <w:t>MCTE</w:t>
+      </w:r>
+      <w:proofErr w:type="spellEnd"/>
+      <w:r>
+        <w:rPr>
+          <w:rFonts w:ascii="Work Sans Light" w:eastAsia="Arial" w:hAnsi="Work Sans Light" w:cs="Arial"/>
+          <w:b/>
+          <w:bCs/>
+          <w:color w:val="000000" w:themeColor="text1"/>
+          <w:sz w:val="24"/>
+          <w:szCs w:val="24"/>
+          <w:lang w:eastAsia="es-ES" w:bidi="es-ES"/>
+        </w:rPr>
+        <w:t xml:space="preserve"> ($</w:t>
+      </w:r>
+      <w:proofErr w:type="spellStart"/>
+      <w:r>
+        <w:rPr>
+          <w:rFonts w:ascii="Work Sans Light" w:eastAsia="Arial" w:hAnsi="Work Sans Light" w:cs="Arial"/>
+          <w:b/>
+          <w:bCs/>
+          <w:color w:val="000000" w:themeColor="text1"/>
+          <w:sz w:val="24"/>
+          <w:szCs w:val="24"/>
+          <w:lang w:eastAsia="es-ES" w:bidi="es-ES"/>
+        </w:rPr>
+        <w:t>X.XXX.XXX</w:t>
+      </w:r>
+      <w:proofErr w:type="spellEnd"/>
+      <w:r>
+        <w:rPr>
+          <w:rFonts w:ascii="Work Sans Light" w:eastAsia="Arial" w:hAnsi="Work Sans Light" w:cs="Arial"/>
+          <w:b/>
+          <w:bCs/>
+          <w:color w:val="000000" w:themeColor="text1"/>
+          <w:sz w:val="24"/>
+          <w:szCs w:val="24"/>
+          <w:lang w:eastAsia="es-ES" w:bidi="es-ES"/>
+        </w:rPr>
+        <w:t xml:space="preserve">), </w:t>
+      </w:r>
+      <w:r>
+        <w:rPr>
+          <w:rFonts w:ascii="Work Sans Light" w:eastAsia="Arial" w:hAnsi="Work Sans Light" w:cs="Arial"/>
+          <w:color w:val="000000" w:themeColor="text1"/>
+          <w:sz w:val="24"/>
+          <w:szCs w:val="24"/>
+          <w:lang w:eastAsia="es-ES" w:bidi="es-ES"/>
+        </w:rPr>
+        <w:t xml:space="preserve">pagaderos al avance del 70% de la carpintería. </w:t>
+      </w:r>
+    </w:p>
+    <w:p>
+      <w:pPr>
+        <w:pStyle w:val="Prrafodelista"/>
+        <w:numPr>
+          <w:ilvl w:val="0"/>
+          <w:numId w:val="6"/>
+        </w:numPr>
+        <w:spacing w:line="360" w:lineRule="auto"/>
+        <w:jc w:val="both"/>
+        <w:rPr>
+          <w:rFonts w:ascii="Work Sans Light" w:eastAsia="Arial" w:hAnsi="Work Sans Light" w:cs="Arial"/>
+          <w:b/>
+          <w:bCs/>
+          <w:color w:val="000000" w:themeColor="text1"/>
+          <w:sz w:val="24"/>
+          <w:szCs w:val="24"/>
+          <w:lang w:eastAsia="es-ES" w:bidi="es-ES"/>
+        </w:rPr>
+      </w:pPr>
+      <w:r>
+        <w:rPr>
+          <w:rFonts w:ascii="Work Sans Light" w:eastAsia="Arial" w:hAnsi="Work Sans Light" w:cs="Arial"/>
+          <w:b/>
+          <w:bCs/>
+          <w:color w:val="000000" w:themeColor="text1"/>
+          <w:sz w:val="24"/>
+          <w:szCs w:val="24"/>
+          <w:lang w:eastAsia="es-ES" w:bidi="es-ES"/>
+        </w:rPr>
+        <w:lastRenderedPageBreak/>
+        <w:t xml:space="preserve">Quinto pago </w:t>
+      </w:r>
+      <w:r>
+        <w:rPr>
+          <w:rFonts w:ascii="Work Sans Light" w:eastAsia="Arial" w:hAnsi="Work Sans Light" w:cs="Arial"/>
+          <w:color w:val="000000" w:themeColor="text1"/>
+          <w:sz w:val="24"/>
+          <w:szCs w:val="24"/>
+          <w:lang w:eastAsia="es-ES" w:bidi="es-ES"/>
+        </w:rPr>
+        <w:t>equivale al diez por ciento</w:t>
+      </w:r>
+      <w:r>
+        <w:rPr>
+          <w:rFonts w:ascii="Work Sans Light" w:eastAsia="Arial" w:hAnsi="Work Sans Light" w:cs="Arial"/>
+          <w:b/>
+          <w:bCs/>
+          <w:color w:val="000000" w:themeColor="text1"/>
+          <w:sz w:val="24"/>
+          <w:szCs w:val="24"/>
+          <w:lang w:eastAsia="es-ES" w:bidi="es-ES"/>
+        </w:rPr>
+        <w:t xml:space="preserve"> 10% </w:t>
+      </w:r>
+      <w:r>
+        <w:rPr>
+          <w:rFonts w:ascii="Work Sans Light" w:eastAsia="Arial" w:hAnsi="Work Sans Light" w:cs="Arial"/>
+          <w:color w:val="000000" w:themeColor="text1"/>
+          <w:sz w:val="24"/>
+          <w:szCs w:val="24"/>
+          <w:lang w:eastAsia="es-ES" w:bidi="es-ES"/>
+        </w:rPr>
+        <w:t>del valor del contrato por valor de</w:t>
+      </w:r>
+      <w:r>
+        <w:rPr>
+          <w:rFonts w:ascii="Work Sans Light" w:eastAsia="Arial" w:hAnsi="Work Sans Light" w:cs="Arial"/>
+          <w:b/>
+          <w:bCs/>
+          <w:color w:val="000000" w:themeColor="text1"/>
+          <w:sz w:val="24"/>
+          <w:szCs w:val="24"/>
+          <w:lang w:eastAsia="es-ES" w:bidi="es-ES"/>
+        </w:rPr>
+        <w:t xml:space="preserve"> </w:t>
+      </w:r>
+      <w:proofErr w:type="spellStart"/>
+      <w:r>
+        <w:rPr>
+          <w:rFonts w:ascii="Work Sans Light" w:eastAsia="Arial" w:hAnsi="Work Sans Light" w:cs="Arial"/>
+          <w:b/>
+          <w:bCs/>
+          <w:color w:val="000000" w:themeColor="text1"/>
+          <w:sz w:val="24"/>
+          <w:szCs w:val="24"/>
+          <w:lang w:eastAsia="es-ES" w:bidi="es-ES"/>
+        </w:rPr>
+        <w:t>XXXXXXXXXXXXXXXXXXXXXXXXXXXXXXXXXXXXXXXXXXXXXXXXXXXXXXXXXXXXX</w:t>
+      </w:r>
+      <w:proofErr w:type="spellEnd"/>
+      <w:r>
+        <w:rPr>
+          <w:rFonts w:ascii="Work Sans Light" w:eastAsia="Arial" w:hAnsi="Work Sans Light" w:cs="Arial"/>
+          <w:b/>
+          <w:bCs/>
+          <w:color w:val="000000" w:themeColor="text1"/>
+          <w:sz w:val="24"/>
+          <w:szCs w:val="24"/>
+          <w:lang w:eastAsia="es-ES" w:bidi="es-ES"/>
+        </w:rPr>
+        <w:t xml:space="preserve"> PESOS </w:t>
+      </w:r>
+      <w:proofErr w:type="spellStart"/>
+      <w:r>
+        <w:rPr>
+          <w:rFonts w:ascii="Work Sans Light" w:eastAsia="Arial" w:hAnsi="Work Sans Light" w:cs="Arial"/>
+          <w:b/>
+          <w:bCs/>
+          <w:color w:val="000000" w:themeColor="text1"/>
+          <w:sz w:val="24"/>
+          <w:szCs w:val="24"/>
+          <w:lang w:eastAsia="es-ES" w:bidi="es-ES"/>
+        </w:rPr>
+        <w:t>MCTE</w:t>
+      </w:r>
+      <w:proofErr w:type="spellEnd"/>
+      <w:r>
+        <w:rPr>
+          <w:rFonts w:ascii="Work Sans Light" w:eastAsia="Arial" w:hAnsi="Work Sans Light" w:cs="Arial"/>
+          <w:b/>
+          <w:bCs/>
+          <w:color w:val="000000" w:themeColor="text1"/>
+          <w:sz w:val="24"/>
+          <w:szCs w:val="24"/>
+          <w:lang w:eastAsia="es-ES" w:bidi="es-ES"/>
+        </w:rPr>
+        <w:t xml:space="preserve"> ($</w:t>
+      </w:r>
+      <w:proofErr w:type="spellStart"/>
+      <w:r>
+        <w:rPr>
+          <w:rFonts w:ascii="Work Sans Light" w:eastAsia="Arial" w:hAnsi="Work Sans Light" w:cs="Arial"/>
+          <w:b/>
+          <w:bCs/>
+          <w:color w:val="000000" w:themeColor="text1"/>
+          <w:sz w:val="24"/>
+          <w:szCs w:val="24"/>
+          <w:lang w:eastAsia="es-ES" w:bidi="es-ES"/>
+        </w:rPr>
+        <w:t>X.XXX.XXX</w:t>
+      </w:r>
+      <w:proofErr w:type="spellEnd"/>
+      <w:r>
+        <w:rPr>
+          <w:rFonts w:ascii="Work Sans Light" w:eastAsia="Arial" w:hAnsi="Work Sans Light" w:cs="Arial"/>
+          <w:b/>
+          <w:bCs/>
+          <w:color w:val="000000" w:themeColor="text1"/>
+          <w:sz w:val="24"/>
+          <w:szCs w:val="24"/>
+          <w:lang w:eastAsia="es-ES" w:bidi="es-ES"/>
+        </w:rPr>
+        <w:t xml:space="preserve">), </w:t>
+      </w:r>
+      <w:r>
+        <w:rPr>
+          <w:rFonts w:ascii="Work Sans Light" w:eastAsia="Arial" w:hAnsi="Work Sans Light" w:cs="Arial"/>
+          <w:color w:val="000000" w:themeColor="text1"/>
+          <w:sz w:val="24"/>
+          <w:szCs w:val="24"/>
+          <w:lang w:eastAsia="es-ES" w:bidi="es-ES"/>
         </w:rPr>
         <w:t>pagaderos 8 días antes de la fecha de terminación de la obra.</w:t>
       </w:r>
       <w:r>
         <w:rPr>
-          <w:rFonts w:ascii="Work Sans Light" w:hAnsi="Work Sans Light"/>
-          <w:bCs/>
-          <w:sz w:val="22"/>
-          <w:szCs w:val="22"/>
-          <w:lang w:val="es-CO"/>
+          <w:rFonts w:ascii="Work Sans Light" w:eastAsia="Arial" w:hAnsi="Work Sans Light" w:cs="Arial"/>
+          <w:b/>
+          <w:bCs/>
+          <w:color w:val="000000" w:themeColor="text1"/>
+          <w:sz w:val="24"/>
+          <w:szCs w:val="24"/>
+          <w:lang w:eastAsia="es-ES" w:bidi="es-ES"/>
         </w:rPr>
         <w:t xml:space="preserve"> </w:t>
       </w:r>
+    </w:p>
+    <w:p>
+      <w:pPr>
+        <w:pStyle w:val="Prrafodelista"/>
+        <w:spacing w:line="360" w:lineRule="auto"/>
+        <w:jc w:val="both"/>
+        <w:rPr>
+          <w:rFonts w:ascii="Work Sans Light" w:hAnsi="Work Sans Light"/>
+          <w:bCs/>
+          <w:color w:val="000000" w:themeColor="text1"/>
+        </w:rPr>
+      </w:pPr>
     </w:p>
     <w:p>
       <w:pPr>
@@ -2661,14 +2742,7 @@
         <w:rPr>
           <w:rFonts w:ascii="Work Sans Light" w:hAnsi="Work Sans Light"/>
         </w:rPr>
-        <w:t xml:space="preserve">, a partir de esta fecha los valores contenidos </w:t>
-      </w:r>
-      <w:r>
-        <w:rPr>
-          <w:rFonts w:ascii="Work Sans Light" w:hAnsi="Work Sans Light"/>
-        </w:rPr>
-        <w:lastRenderedPageBreak/>
-        <w:t>dentro de la cotización aprobada por EL(LOS) CONTRATANTE(S), por lo tanto, cualquier incremento de material y obra de mano serán ajustadas previa autorización del EL(LOS) CONTRATANTE(S).</w:t>
+        <w:t>, a partir de esta fecha los valores contenidos dentro de la cotización aprobada por EL(LOS) CONTRATANTE(S), por lo tanto, cualquier incremento de material y obra de mano serán ajustadas previa autorización del EL(LOS) CONTRATANTE(S).</w:t>
       </w:r>
     </w:p>
     <w:p>
@@ -3176,7 +3250,18 @@
           <w:szCs w:val="22"/>
           <w:lang w:val="es-CO"/>
         </w:rPr>
-        <w:t xml:space="preserve">EL(LOS) CONTRATANTE(S) </w:t>
+        <w:t xml:space="preserve">EL(LOS) </w:t>
+      </w:r>
+      <w:r>
+        <w:rPr>
+          <w:rFonts w:ascii="Work Sans Light" w:hAnsi="Work Sans Light"/>
+          <w:b/>
+          <w:sz w:val="22"/>
+          <w:szCs w:val="22"/>
+          <w:lang w:val="es-CO"/>
+        </w:rPr>
+        <w:lastRenderedPageBreak/>
+        <w:t xml:space="preserve">CONTRATANTE(S) </w:t>
       </w:r>
       <w:r>
         <w:rPr>
@@ -3457,16 +3542,7 @@
           <w:sz w:val="22"/>
           <w:szCs w:val="22"/>
         </w:rPr>
-        <w:t xml:space="preserve">GA DE </w:t>
-      </w:r>
-      <w:r>
-        <w:rPr>
-          <w:rFonts w:ascii="Work Sans Light" w:eastAsia="Book Antiqua" w:hAnsi="Work Sans Light"/>
-          <w:sz w:val="22"/>
-          <w:szCs w:val="22"/>
-        </w:rPr>
-        <w:lastRenderedPageBreak/>
-        <w:t xml:space="preserve">OBRA Y LIQUIDACIÓN DEL CONTRATO. </w:t>
+        <w:t xml:space="preserve">GA DE OBRA Y LIQUIDACIÓN DEL CONTRATO. </w:t>
       </w:r>
       <w:r>
         <w:rPr>
@@ -3817,7 +3893,14 @@
         <w:rPr>
           <w:rFonts w:ascii="Work Sans Light" w:eastAsia="Book Antiqua" w:hAnsi="Work Sans Light" w:cs="Arial"/>
         </w:rPr>
-        <w:t xml:space="preserve"> podrá negar la garantía en el evento que el daño o vicio provenga de la Constructora que desarrolla el proyecto, ya sea porque el inmueble manifieste daños o defectos por asentamiento de la edificación, reacomodo de la estructura, rotura de tuberías o cortos circuitos, temblores, inundaciones, etc.</w:t>
+        <w:t xml:space="preserve"> podrá negar la garantía en el evento que el daño o vicio provenga de la Constructora que desarrolla el proyecto, ya sea porque </w:t>
+      </w:r>
+      <w:r>
+        <w:rPr>
+          <w:rFonts w:ascii="Work Sans Light" w:eastAsia="Book Antiqua" w:hAnsi="Work Sans Light" w:cs="Arial"/>
+        </w:rPr>
+        <w:lastRenderedPageBreak/>
+        <w:t>el inmueble manifieste daños o defectos por asentamiento de la edificación, reacomodo de la estructura, rotura de tuberías o cortos circuitos, temblores, inundaciones, etc.</w:t>
       </w:r>
     </w:p>
     <w:p>
@@ -3949,18 +4032,7 @@
           <w:sz w:val="24"/>
           <w:szCs w:val="24"/>
         </w:rPr>
-        <w:t xml:space="preserve">EL </w:t>
-      </w:r>
-      <w:r>
-        <w:rPr>
-          <w:rFonts w:ascii="Work Sans Light" w:eastAsia="Book Antiqua" w:hAnsi="Work Sans Light" w:cs="Arial"/>
-          <w:b/>
-          <w:bCs/>
-          <w:sz w:val="24"/>
-          <w:szCs w:val="24"/>
-        </w:rPr>
-        <w:lastRenderedPageBreak/>
-        <w:t>CONTRATISTA</w:t>
+        <w:t>EL CONTRATISTA</w:t>
       </w:r>
       <w:r>
         <w:rPr>
@@ -4545,17 +4617,7 @@
           <w:szCs w:val="22"/>
           <w:lang w:val="es-ES_tradnl"/>
         </w:rPr>
-        <w:t xml:space="preserve"> a reclamar bajo cualquier título indemnizaciones que superen el cien por ciento (100%) del valor </w:t>
-      </w:r>
-      <w:r>
-        <w:rPr>
-          <w:rFonts w:ascii="Work Sans Light" w:hAnsi="Work Sans Light"/>
-          <w:sz w:val="22"/>
-          <w:szCs w:val="22"/>
-          <w:lang w:val="es-ES_tradnl"/>
-        </w:rPr>
-        <w:lastRenderedPageBreak/>
-        <w:t xml:space="preserve">total del </w:t>
+        <w:t xml:space="preserve"> a reclamar bajo cualquier título indemnizaciones que superen el cien por ciento (100%) del valor total del </w:t>
       </w:r>
       <w:r>
         <w:rPr>
@@ -4992,7 +5054,17 @@
           <w:szCs w:val="22"/>
           <w:lang w:val="es-CO"/>
         </w:rPr>
-        <w:t xml:space="preserve"> que no sea atribuible a ninguna de </w:t>
+        <w:t xml:space="preserve"> que no sea </w:t>
+      </w:r>
+      <w:r>
+        <w:rPr>
+          <w:rFonts w:ascii="Work Sans Light" w:hAnsi="Work Sans Light"/>
+          <w:sz w:val="22"/>
+          <w:szCs w:val="22"/>
+          <w:lang w:val="es-CO"/>
+        </w:rPr>
+        <w:lastRenderedPageBreak/>
+        <w:t xml:space="preserve">atribuible a ninguna de </w:t>
       </w:r>
       <w:r>
         <w:rPr>
@@ -5136,17 +5208,7 @@
           <w:szCs w:val="22"/>
           <w:lang w:val="es-CO"/>
         </w:rPr>
-        <w:t xml:space="preserve">, evento que será considerado como causal de terminación anticipada y podrá darse por terminado por </w:t>
-      </w:r>
-      <w:r>
-        <w:rPr>
-          <w:rFonts w:ascii="Work Sans Light" w:hAnsi="Work Sans Light"/>
-          <w:sz w:val="22"/>
-          <w:szCs w:val="22"/>
-          <w:lang w:val="es-CO"/>
-        </w:rPr>
-        <w:lastRenderedPageBreak/>
-        <w:t xml:space="preserve">la </w:t>
+        <w:t xml:space="preserve">, evento que será considerado como causal de terminación anticipada y podrá darse por terminado por la </w:t>
       </w:r>
       <w:r>
         <w:rPr>
@@ -5236,67 +5298,7 @@
           <w:szCs w:val="22"/>
           <w:lang w:val="es-CO"/>
         </w:rPr>
-        <w:t xml:space="preserve"> </w:t>
-      </w:r>
-      <w:proofErr w:type="spellStart"/>
-      <w:r>
-        <w:rPr>
-          <w:rFonts w:ascii="Work Sans Light" w:hAnsi="Work Sans Light"/>
-          <w:sz w:val="22"/>
-          <w:szCs w:val="22"/>
-          <w:lang w:val="es-CO"/>
-        </w:rPr>
-        <w:t>Designated</w:t>
-      </w:r>
-      <w:proofErr w:type="spellEnd"/>
-      <w:r>
-        <w:rPr>
-          <w:rFonts w:ascii="Work Sans Light" w:hAnsi="Work Sans Light"/>
-          <w:sz w:val="22"/>
-          <w:szCs w:val="22"/>
-          <w:lang w:val="es-CO"/>
-        </w:rPr>
-        <w:t xml:space="preserve"> </w:t>
-      </w:r>
-      <w:proofErr w:type="spellStart"/>
-      <w:r>
-        <w:rPr>
-          <w:rFonts w:ascii="Work Sans Light" w:hAnsi="Work Sans Light"/>
-          <w:sz w:val="22"/>
-          <w:szCs w:val="22"/>
-          <w:lang w:val="es-CO"/>
-        </w:rPr>
-        <w:t>Nationals</w:t>
-      </w:r>
-      <w:proofErr w:type="spellEnd"/>
-      <w:r>
-        <w:rPr>
-          <w:rFonts w:ascii="Work Sans Light" w:hAnsi="Work Sans Light"/>
-          <w:sz w:val="22"/>
-          <w:szCs w:val="22"/>
-          <w:lang w:val="es-CO"/>
-        </w:rPr>
-        <w:t xml:space="preserve"> and </w:t>
-      </w:r>
-      <w:proofErr w:type="spellStart"/>
-      <w:r>
-        <w:rPr>
-          <w:rFonts w:ascii="Work Sans Light" w:hAnsi="Work Sans Light"/>
-          <w:sz w:val="22"/>
-          <w:szCs w:val="22"/>
-          <w:lang w:val="es-CO"/>
-        </w:rPr>
-        <w:t>Blocked</w:t>
-      </w:r>
-      <w:proofErr w:type="spellEnd"/>
-      <w:r>
-        <w:rPr>
-          <w:rFonts w:ascii="Work Sans Light" w:hAnsi="Work Sans Light"/>
-          <w:sz w:val="22"/>
-          <w:szCs w:val="22"/>
-          <w:lang w:val="es-CO"/>
-        </w:rPr>
-        <w:t xml:space="preserve"> Persons List) expedida por la Oficina de Control de Activos Extranjeros del Departamento del Tesoro de los Estados Unidos de América (“OFAC”) y/o en cualquier lista similar expedida por la OFAC de acuerdo con cualquier autorización, orden ejecutiva o regulación, entre otras.</w:t>
+        <w:t xml:space="preserve"> Designated Nationals and Blocked Persons List) expedida por la Oficina de Control de Activos Extranjeros del Departamento del Tesoro de los Estados Unidos de América (“OFAC”) y/o en cualquier lista similar expedida por la OFAC de acuerdo con cualquier autorización, orden ejecutiva o regulación, entre otras.</w:t>
       </w:r>
     </w:p>
     <w:p>
@@ -5619,7 +5621,17 @@
           <w:szCs w:val="22"/>
           <w:lang w:val="es-CO"/>
         </w:rPr>
-        <w:t xml:space="preserve"> hubieran podido razonablemente precaverse contra él; c) Ser irresistible, en el sentido que no haya podido ser impedido, es decir, que coloque a la parte que lo alega en la imposibilidad absoluta de cumplir la obligación.</w:t>
+        <w:t xml:space="preserve"> hubieran podido razonablemente precaverse contra él; c) Ser irresistible, en el sentido que no haya podido ser impedido, es decir, que coloque </w:t>
+      </w:r>
+      <w:r>
+        <w:rPr>
+          <w:rFonts w:ascii="Work Sans Light" w:hAnsi="Work Sans Light"/>
+          <w:sz w:val="22"/>
+          <w:szCs w:val="22"/>
+          <w:lang w:val="es-CO"/>
+        </w:rPr>
+        <w:lastRenderedPageBreak/>
+        <w:t>a la parte que lo alega en la imposibilidad absoluta de cumplir la obligación.</w:t>
       </w:r>
     </w:p>
     <w:p>
@@ -5739,7 +5751,6 @@
           <w:rFonts w:ascii="Work Sans Light" w:hAnsi="Work Sans Light" w:cs="Arial"/>
           <w:b/>
         </w:rPr>
-        <w:lastRenderedPageBreak/>
         <w:t>PARAGRAFO</w:t>
       </w:r>
       <w:r>
@@ -6187,7 +6198,17 @@
           <w:szCs w:val="22"/>
           <w:lang w:val="es-CO"/>
         </w:rPr>
-        <w:t xml:space="preserve">, a título de cláusula penal como estimación anticipada de perjuicios, sin perjuicio de la obligación de cumplimiento del </w:t>
+        <w:t xml:space="preserve">, a título de cláusula penal como estimación </w:t>
+      </w:r>
+      <w:r>
+        <w:rPr>
+          <w:rFonts w:ascii="Work Sans Light" w:hAnsi="Work Sans Light"/>
+          <w:sz w:val="22"/>
+          <w:szCs w:val="22"/>
+          <w:lang w:val="es-CO"/>
+        </w:rPr>
+        <w:lastRenderedPageBreak/>
+        <w:t xml:space="preserve">anticipada de perjuicios, sin perjuicio de la obligación de cumplimiento del </w:t>
       </w:r>
       <w:r>
         <w:rPr>
@@ -6368,15 +6389,7 @@
           <w:rFonts w:ascii="Work Sans Light" w:eastAsia="Times New Roman" w:hAnsi="Work Sans Light" w:cs="Arial"/>
           <w:lang w:eastAsia="es-ES"/>
         </w:rPr>
-        <w:t xml:space="preserve"> ha dedicado recursos sustanciales para reclutar y capacitarlos. </w:t>
-      </w:r>
-      <w:r>
-        <w:rPr>
-          <w:rFonts w:ascii="Work Sans Light" w:eastAsia="Times New Roman" w:hAnsi="Work Sans Light" w:cs="Arial"/>
-          <w:lang w:eastAsia="es-ES"/>
-        </w:rPr>
-        <w:lastRenderedPageBreak/>
-        <w:t xml:space="preserve">En consecuencia, </w:t>
+        <w:t xml:space="preserve"> ha dedicado recursos sustanciales para reclutar y capacitarlos. En consecuencia, </w:t>
       </w:r>
       <w:r>
         <w:rPr>
@@ -6712,6 +6725,7 @@
           <w:rFonts w:ascii="Work Sans Light" w:eastAsia="Times New Roman" w:hAnsi="Work Sans Light" w:cs="Arial"/>
           <w:lang w:eastAsia="es-ES"/>
         </w:rPr>
+        <w:lastRenderedPageBreak/>
         <w:t xml:space="preserve">En caso de que </w:t>
       </w:r>
       <w:r>
@@ -6791,15 +6805,7 @@
           <w:rFonts w:ascii="Work Sans Light" w:eastAsia="Times New Roman" w:hAnsi="Work Sans Light" w:cs="Arial"/>
           <w:lang w:eastAsia="es-ES"/>
         </w:rPr>
-        <w:t xml:space="preserve">, o por la misma Cámara de Comercio de Bogotá, en caso de imposibilidad total o parcial sobre la </w:t>
-      </w:r>
-      <w:r>
-        <w:rPr>
-          <w:rFonts w:ascii="Work Sans Light" w:eastAsia="Times New Roman" w:hAnsi="Work Sans Light" w:cs="Arial"/>
-          <w:lang w:eastAsia="es-ES"/>
-        </w:rPr>
-        <w:lastRenderedPageBreak/>
-        <w:t>designación. El Laudo será en derecho y el procedimiento será el establecido en el Reglamento de Arbitraje del Centro de Arbitraje y Conciliación de la Cámara de Comercio de Bogotá, vigente al momento de presentar la demanda.</w:t>
+        <w:t>, o por la misma Cámara de Comercio de Bogotá, en caso de imposibilidad total o parcial sobre la designación. El Laudo será en derecho y el procedimiento será el establecido en el Reglamento de Arbitraje del Centro de Arbitraje y Conciliación de la Cámara de Comercio de Bogotá, vigente al momento de presentar la demanda.</w:t>
       </w:r>
     </w:p>
     <w:p>
@@ -7260,7 +7266,17 @@
           <w:szCs w:val="22"/>
           <w:lang w:val="es-CO"/>
         </w:rPr>
-        <w:t xml:space="preserve">se perfecciona y tiene vigencia una vez sea aceptada la oferta y suscrito el </w:t>
+        <w:t xml:space="preserve">se perfecciona y tiene vigencia una </w:t>
+      </w:r>
+      <w:r>
+        <w:rPr>
+          <w:rFonts w:ascii="Work Sans Light" w:hAnsi="Work Sans Light"/>
+          <w:sz w:val="22"/>
+          <w:szCs w:val="22"/>
+          <w:lang w:val="es-CO"/>
+        </w:rPr>
+        <w:lastRenderedPageBreak/>
+        <w:t xml:space="preserve">vez sea aceptada la oferta y suscrito el </w:t>
       </w:r>
       <w:r>
         <w:rPr>
@@ -9397,6 +9413,60 @@
     </w:lvl>
   </w:abstractNum>
   <w:abstractNum w:abstractNumId="3" w15:restartNumberingAfterBreak="0">
+    <w:nsid w:val="3388C0D2"/>
+    <w:multiLevelType w:val="hybridMultilevel"/>
+    <w:tmpl w:val="BEEC044C"/>
+    <w:lvl w:ilvl="0" w:tplc="4D809096">
+      <w:start w:val="1"/>
+      <w:numFmt w:val="decimal"/>
+      <w:lvlText w:val="%1."/>
+      <w:lvlJc w:val="left"/>
+      <w:rPr>
+        <w:rFonts w:ascii="Work Sans Light" w:eastAsia="Arial" w:hAnsi="Work Sans Light" w:cs="Arial"/>
+      </w:rPr>
+    </w:lvl>
+    <w:lvl w:ilvl="1" w:tplc="FFFFFFFF">
+      <w:numFmt w:val="decimal"/>
+      <w:lvlText w:val=""/>
+      <w:lvlJc w:val="left"/>
+    </w:lvl>
+    <w:lvl w:ilvl="2" w:tplc="FFFFFFFF">
+      <w:numFmt w:val="decimal"/>
+      <w:lvlText w:val=""/>
+      <w:lvlJc w:val="left"/>
+    </w:lvl>
+    <w:lvl w:ilvl="3" w:tplc="FFFFFFFF">
+      <w:numFmt w:val="decimal"/>
+      <w:lvlText w:val=""/>
+      <w:lvlJc w:val="left"/>
+    </w:lvl>
+    <w:lvl w:ilvl="4" w:tplc="FFFFFFFF">
+      <w:numFmt w:val="decimal"/>
+      <w:lvlText w:val=""/>
+      <w:lvlJc w:val="left"/>
+    </w:lvl>
+    <w:lvl w:ilvl="5" w:tplc="FFFFFFFF">
+      <w:numFmt w:val="decimal"/>
+      <w:lvlText w:val=""/>
+      <w:lvlJc w:val="left"/>
+    </w:lvl>
+    <w:lvl w:ilvl="6" w:tplc="FFFFFFFF">
+      <w:numFmt w:val="decimal"/>
+      <w:lvlText w:val=""/>
+      <w:lvlJc w:val="left"/>
+    </w:lvl>
+    <w:lvl w:ilvl="7" w:tplc="FFFFFFFF">
+      <w:numFmt w:val="decimal"/>
+      <w:lvlText w:val=""/>
+      <w:lvlJc w:val="left"/>
+    </w:lvl>
+    <w:lvl w:ilvl="8" w:tplc="FFFFFFFF">
+      <w:numFmt w:val="decimal"/>
+      <w:lvlText w:val=""/>
+      <w:lvlJc w:val="left"/>
+    </w:lvl>
+  </w:abstractNum>
+  <w:abstractNum w:abstractNumId="4" w15:restartNumberingAfterBreak="0">
     <w:nsid w:val="49F202CC"/>
     <w:multiLevelType w:val="hybridMultilevel"/>
     <w:tmpl w:val="42F07332"/>
@@ -9485,7 +9555,7 @@
       </w:pPr>
     </w:lvl>
   </w:abstractNum>
-  <w:abstractNum w:abstractNumId="4" w15:restartNumberingAfterBreak="0">
+  <w:abstractNum w:abstractNumId="5" w15:restartNumberingAfterBreak="0">
     <w:nsid w:val="561C3FAF"/>
     <w:multiLevelType w:val="hybridMultilevel"/>
     <w:tmpl w:val="7D4EA896"/>
@@ -9579,16 +9649,19 @@
     <w:abstractNumId w:val="2"/>
   </w:num>
   <w:num w:numId="2" w16cid:durableId="118884514">
-    <w:abstractNumId w:val="3"/>
+    <w:abstractNumId w:val="4"/>
   </w:num>
   <w:num w:numId="3" w16cid:durableId="1473250183">
     <w:abstractNumId w:val="0"/>
   </w:num>
   <w:num w:numId="4" w16cid:durableId="1858620422">
-    <w:abstractNumId w:val="4"/>
+    <w:abstractNumId w:val="5"/>
   </w:num>
   <w:num w:numId="5" w16cid:durableId="274950158">
     <w:abstractNumId w:val="1"/>
+  </w:num>
+  <w:num w:numId="6" w16cid:durableId="919025977">
+    <w:abstractNumId w:val="3"/>
   </w:num>
 </w:numbering>
 </file>

--- a/Contrato clientes visualizza.docx
+++ b/Contrato clientes visualizza.docx
@@ -1762,7 +1762,7 @@
           <w:u w:val="single"/>
           <w:lang w:val="es-CO"/>
         </w:rPr>
-        <w:t>’</w:t>
+        <w:t>.</w:t>
       </w:r>
       <w:r>
         <w:rPr>
